--- a/exports/marketing/dzen-02-tco-publish.docx
+++ b/exports/marketing/dzen-02-tco-publish.docx
@@ -484,7 +484,7 @@
       <w:r>
         <w:t xml:space="preserve">Как устроено оформление покупки на организацию — договор, счёт в рублях, передача доступа и закрывающие документы — мы </w:t>
       </w:r>
-      <w:hyperlink w:history="1" r:id="rIduwstbvsd7u1po4sps1i7h">
+      <w:hyperlink w:history="1" r:id="rIdzu-34w6laieoqz-_jevsd">
         <w:r>
           <w:rPr>
             <w:rStyle w:val="Hyperlink"/>
@@ -1329,6 +1329,8 @@
             </w:pPr>
             <w:r>
               <w:rPr>
+                <w:b/>
+                <w:bCs/>
                 <w:sz w:val="19"/>
                 <w:szCs w:val="19"/>
               </w:rPr>
@@ -1358,6 +1360,8 @@
             </w:pPr>
             <w:r>
               <w:rPr>
+                <w:b/>
+                <w:bCs/>
                 <w:sz w:val="19"/>
                 <w:szCs w:val="19"/>
               </w:rPr>
@@ -1387,6 +1391,8 @@
             </w:pPr>
             <w:r>
               <w:rPr>
+                <w:b/>
+                <w:bCs/>
                 <w:sz w:val="19"/>
                 <w:szCs w:val="19"/>
               </w:rPr>
@@ -1416,6 +1422,8 @@
             </w:pPr>
             <w:r>
               <w:rPr>
+                <w:b/>
+                <w:bCs/>
                 <w:sz w:val="19"/>
                 <w:szCs w:val="19"/>
               </w:rPr>
@@ -1450,6 +1458,8 @@
             </w:pPr>
             <w:r>
               <w:rPr>
+                <w:b/>
+                <w:bCs/>
                 <w:sz w:val="19"/>
                 <w:szCs w:val="19"/>
               </w:rPr>
@@ -1479,6 +1489,8 @@
             </w:pPr>
             <w:r>
               <w:rPr>
+                <w:b/>
+                <w:bCs/>
                 <w:sz w:val="19"/>
                 <w:szCs w:val="19"/>
               </w:rPr>
@@ -1508,6 +1520,8 @@
             </w:pPr>
             <w:r>
               <w:rPr>
+                <w:b/>
+                <w:bCs/>
                 <w:sz w:val="19"/>
                 <w:szCs w:val="19"/>
               </w:rPr>
@@ -1537,6 +1551,8 @@
             </w:pPr>
             <w:r>
               <w:rPr>
+                <w:b/>
+                <w:bCs/>
                 <w:sz w:val="19"/>
                 <w:szCs w:val="19"/>
               </w:rPr>
@@ -1803,7 +1819,7 @@
       <w:r>
         <w:t xml:space="preserve">Развёрнутый разбор с полным чеклистом аудита подписок и порядком закупки — в </w:t>
       </w:r>
-      <w:hyperlink w:history="1" r:id="rIdshay3jxb2bpttmrccxub0">
+      <w:hyperlink w:history="1" r:id="rIdz-sydogsecewubnsnycax">
         <w:r>
           <w:rPr>
             <w:rStyle w:val="Hyperlink"/>
@@ -1839,12 +1855,32 @@
       <w:pPr>
         <w:spacing w:after="160" w:line="300"/>
       </w:pPr>
+      <w:hyperlink w:history="1" r:id="rIdsvccbukzulcnlb8yjeprs">
+        <w:r>
+          <w:rPr>
+            <w:rStyle w:val="Hyperlink"/>
+            <w:i/>
+            <w:iCs/>
+          </w:rPr>
+          <w:t xml:space="preserve">BIZSoft</w:t>
+        </w:r>
+      </w:hyperlink>
       <w:r>
         <w:rPr>
           <w:i/>
           <w:iCs/>
-        </w:rPr>
-        <w:t xml:space="preserve">[BIZSoft](https://biz-soft.pro/) помогает российским компаниям приобретать зарубежное ПО, SaaS и AI-сервисы с учётом лицензирования, способа оплаты, корпоративного доступа и документооборота.</w:t>
+          <w:color w:val="767676"/>
+          <w:sz w:val="18"/>
+          <w:szCs w:val="18"/>
+        </w:rPr>
+        <w:t xml:space="preserve"> (https://biz-soft.pro/)</w:t>
+      </w:r>
+      <w:r>
+        <w:rPr>
+          <w:i/>
+          <w:iCs/>
+        </w:rPr>
+        <w:t xml:space="preserve"> помогает российским компаниям приобретать зарубежное ПО, SaaS и AI-сервисы с учётом лицензирования, способа оплаты, корпоративного доступа и документооборота.</w:t>
       </w:r>
     </w:p>
     <w:sectPr>
